--- a/files/mycv.docx
+++ b/files/mycv.docx
@@ -74,23 +74,7 @@
                 <w:sz w:val="24"/>
                 <w:szCs w:val="24"/>
               </w:rPr>
-              <w:t xml:space="preserve">Bartolome Hills, </w:t>
-            </w:r>
-            <w:proofErr w:type="spellStart"/>
-            <w:r>
-              <w:rPr>
-                <w:sz w:val="24"/>
-                <w:szCs w:val="24"/>
-              </w:rPr>
-              <w:t>Bungtod</w:t>
-            </w:r>
-            <w:proofErr w:type="spellEnd"/>
-            <w:r>
-              <w:rPr>
-                <w:sz w:val="24"/>
-                <w:szCs w:val="24"/>
-              </w:rPr>
-              <w:t>, Bogo City, Cebu, Philippines 6010</w:t>
+              <w:t>Bartolome Hills, Bungtod, Bogo City, Cebu, Philippines 6010</w:t>
             </w:r>
             <w:r>
               <w:rPr>
@@ -334,47 +318,7 @@
           </w:p>
           <w:p>
             <w:r>
-              <w:t xml:space="preserve">I serve as the manager of a team for a </w:t>
-            </w:r>
-            <w:proofErr w:type="spellStart"/>
-            <w:r>
-              <w:t>dropshipping</w:t>
-            </w:r>
-            <w:proofErr w:type="spellEnd"/>
-            <w:r>
-              <w:t xml:space="preserve"> company that uses different types of eCommerce platforms like Shopify, </w:t>
-            </w:r>
-            <w:proofErr w:type="spellStart"/>
-            <w:r>
-              <w:t>CommerceHQ</w:t>
-            </w:r>
-            <w:proofErr w:type="spellEnd"/>
-            <w:r>
-              <w:t xml:space="preserve">, and </w:t>
-            </w:r>
-            <w:proofErr w:type="spellStart"/>
-            <w:r>
-              <w:t>Woocommerce</w:t>
-            </w:r>
-            <w:proofErr w:type="spellEnd"/>
-            <w:r>
-              <w:t xml:space="preserve"> and at the same time as a full-stack developer. I made the company's centralized eCommerce store management web app using Vanilla PHP, MySQL, and different platform APIs of </w:t>
-            </w:r>
-            <w:proofErr w:type="spellStart"/>
-            <w:r>
-              <w:t>Woocommerce</w:t>
-            </w:r>
-            <w:proofErr w:type="spellEnd"/>
-            <w:r>
-              <w:t xml:space="preserve">, </w:t>
-            </w:r>
-            <w:proofErr w:type="spellStart"/>
-            <w:r>
-              <w:t>Zoho</w:t>
-            </w:r>
-            <w:proofErr w:type="spellEnd"/>
-            <w:r>
-              <w:t>, PayPal, and many more.</w:t>
+              <w:t>I serve as the manager of a team for a dropshipping company that uses different types of eCommerce platforms like Shopify, CommerceHQ, and Woocommerce and at the same time as a full-stack developer. I made the company's centralized eCommerce store management web app using Vanilla PHP, MySQL, and different platform APIs of Woocommerce, Zoho, PayPal, and many more.</w:t>
             </w:r>
           </w:p>
           <w:p/>
@@ -460,15 +404,7 @@
           </w:p>
           <w:p>
             <w:r>
-              <w:t xml:space="preserve">My core functions for this company </w:t>
-            </w:r>
-            <w:proofErr w:type="gramStart"/>
-            <w:r>
-              <w:t>is</w:t>
-            </w:r>
-            <w:proofErr w:type="gramEnd"/>
-            <w:r>
-              <w:t xml:space="preserve"> to create a website templates for hotels, blogs, and funnels. </w:t>
+              <w:t xml:space="preserve">My core functions for this company is to create a website templates for hotels, blogs, and funnels. </w:t>
             </w:r>
             <w:r>
               <w:t xml:space="preserve">During this time, </w:t>
@@ -639,15 +575,7 @@
               <w:t>Quiz Bowl Finalist</w:t>
             </w:r>
             <w:r>
-              <w:t xml:space="preserve"> Hosted by </w:t>
-            </w:r>
-            <w:proofErr w:type="spellStart"/>
-            <w:r>
-              <w:t>Ezware</w:t>
-            </w:r>
-            <w:proofErr w:type="spellEnd"/>
-            <w:r>
-              <w:t xml:space="preserve"> IT Computing Solutions</w:t>
+              <w:t xml:space="preserve"> Hosted by Ezware IT Computing Solutions</w:t>
             </w:r>
           </w:p>
         </w:tc>
@@ -802,15 +730,7 @@
               <w:t>S</w:t>
             </w:r>
             <w:r>
-              <w:t xml:space="preserve">cript, </w:t>
-            </w:r>
-            <w:proofErr w:type="spellStart"/>
-            <w:r>
-              <w:t>JQuery</w:t>
-            </w:r>
-            <w:proofErr w:type="spellEnd"/>
-            <w:r>
-              <w:t>, JSON</w:t>
+              <w:t>cript, JQuery, JSON</w:t>
             </w:r>
           </w:p>
           <w:p>
@@ -845,7 +765,7 @@
               <w:contextualSpacing w:val="0"/>
             </w:pPr>
             <w:r>
-              <w:t>Vanilla PHP</w:t>
+              <w:t>PHP</w:t>
             </w:r>
           </w:p>
           <w:p>
@@ -853,11 +773,9 @@
               <w:pStyle w:val="ListBullet"/>
               <w:contextualSpacing w:val="0"/>
             </w:pPr>
-            <w:proofErr w:type="spellStart"/>
             <w:r>
               <w:t>Mysqli</w:t>
             </w:r>
-            <w:proofErr w:type="spellEnd"/>
           </w:p>
           <w:p>
             <w:pPr>
@@ -26632,6 +26550,7 @@
   <w:rsids>
     <w:rsidRoot w:val="00EB3D36"/>
     <w:rsid w:val="00502DF1"/>
+    <w:rsid w:val="00623318"/>
     <w:rsid w:val="00B84D57"/>
     <w:rsid w:val="00EB3D36"/>
     <w:rsid w:val="00ED3371"/>

--- a/files/mycv.docx
+++ b/files/mycv.docx
@@ -74,7 +74,23 @@
                 <w:sz w:val="24"/>
                 <w:szCs w:val="24"/>
               </w:rPr>
-              <w:t>Bartolome Hills, Bungtod, Bogo City, Cebu, Philippines 6010</w:t>
+              <w:t xml:space="preserve">Bartolome Hills, </w:t>
+            </w:r>
+            <w:proofErr w:type="spellStart"/>
+            <w:r>
+              <w:rPr>
+                <w:sz w:val="24"/>
+                <w:szCs w:val="24"/>
+              </w:rPr>
+              <w:t>Bungtod</w:t>
+            </w:r>
+            <w:proofErr w:type="spellEnd"/>
+            <w:r>
+              <w:rPr>
+                <w:sz w:val="24"/>
+                <w:szCs w:val="24"/>
+              </w:rPr>
+              <w:t>, Bogo City, Cebu, Philippines 6010</w:t>
             </w:r>
             <w:r>
               <w:rPr>
@@ -279,6 +295,79 @@
               <w:outlineLvl w:val="2"/>
             </w:pPr>
             <w:r>
+              <w:t>OCTOBER</w:t>
+            </w:r>
+            <w:r>
+              <w:t xml:space="preserve"> 20</w:t>
+            </w:r>
+            <w:r>
+              <w:t>21</w:t>
+            </w:r>
+            <w:r>
+              <w:t xml:space="preserve"> – </w:t>
+            </w:r>
+            <w:r>
+              <w:t>Present</w:t>
+            </w:r>
+          </w:p>
+          <w:p>
+            <w:pPr>
+              <w:pStyle w:val="Heading2"/>
+              <w:contextualSpacing w:val="0"/>
+              <w:outlineLvl w:val="1"/>
+            </w:pPr>
+            <w:r>
+              <w:t>SHOPIFY FRONTEND DEVELOPER</w:t>
+            </w:r>
+            <w:r>
+              <w:t xml:space="preserve">, </w:t>
+            </w:r>
+            <w:r>
+              <w:rPr>
+                <w:rStyle w:val="SubtleReference"/>
+              </w:rPr>
+              <w:t>WAR HORSE AGENCY</w:t>
+            </w:r>
+            <w:r>
+              <w:rPr>
+                <w:rStyle w:val="SubtleReference"/>
+              </w:rPr>
+              <w:t xml:space="preserve">, </w:t>
+            </w:r>
+            <w:r>
+              <w:rPr>
+                <w:rStyle w:val="SubtleReference"/>
+              </w:rPr>
+              <w:t>ARIZONA</w:t>
+            </w:r>
+          </w:p>
+          <w:p>
+            <w:r>
+              <w:t>Currently, I am working as a Shopify Frontend Developer at this agency. This is where I focus more on Shopify Liquid development. I choose Shopify because it is faster, more secure, more scalable, and there are lots of customization.</w:t>
+            </w:r>
+            <w:r>
+              <w:br/>
+            </w:r>
+          </w:p>
+          <w:p>
+            <w:r>
+              <w:t xml:space="preserve">I am an expert in CCS, responsive designs and have used many CSS platforms. Experienced also in Shopify Liquid templating code, </w:t>
+            </w:r>
+            <w:r>
+              <w:t xml:space="preserve">JavaScript packages </w:t>
+            </w:r>
+            <w:r>
+              <w:t>and WordPress customization.</w:t>
+            </w:r>
+          </w:p>
+          <w:p/>
+          <w:p>
+            <w:pPr>
+              <w:pStyle w:val="Heading3"/>
+              <w:contextualSpacing w:val="0"/>
+              <w:outlineLvl w:val="2"/>
+            </w:pPr>
+            <w:r>
               <w:t>January 201</w:t>
             </w:r>
             <w:r>
@@ -301,6 +390,9 @@
               <w:t>it project manager</w:t>
             </w:r>
             <w:r>
+              <w:t xml:space="preserve"> / ECOMMERCE DEVELOPER</w:t>
+            </w:r>
+            <w:r>
               <w:t xml:space="preserve">, </w:t>
             </w:r>
             <w:r>
@@ -318,28 +410,43 @@
           </w:p>
           <w:p>
             <w:r>
-              <w:t>I serve as the manager of a team for a dropshipping company that uses different types of eCommerce platforms like Shopify, CommerceHQ, and Woocommerce and at the same time as a full-stack developer. I made the company's centralized eCommerce store management web app using Vanilla PHP, MySQL, and different platform APIs of Woocommerce, Zoho, PayPal, and many more.</w:t>
+              <w:t xml:space="preserve">I serve as the manager of a team for a </w:t>
             </w:r>
-          </w:p>
-          <w:p/>
-          <w:p>
+            <w:proofErr w:type="spellStart"/>
             <w:r>
-              <w:t>I am an expert in CCS, responsive designs and have used many CSS platforms. Experienced also in Shopify Liquid templating code, and WordPress customization since they are based in PHP.</w:t>
+              <w:t>dropshipping</w:t>
             </w:r>
-          </w:p>
-          <w:p/>
-          <w:p>
+            <w:proofErr w:type="spellEnd"/>
             <w:r>
-              <w:t>I handle also Facebook ad creation and management if I don't have stuff to code.</w:t>
+              <w:t xml:space="preserve"> company that uses different types of eCommerce platforms like Shopify, </w:t>
             </w:r>
-          </w:p>
-          <w:p/>
-          <w:p>
-            <w:pPr>
-              <w:contextualSpacing w:val="0"/>
-            </w:pPr>
+            <w:proofErr w:type="spellStart"/>
             <w:r>
-              <w:t>Currently learning MEAN stack to improve my skills as a programmer.</w:t>
+              <w:t>CommerceHQ</w:t>
+            </w:r>
+            <w:proofErr w:type="spellEnd"/>
+            <w:r>
+              <w:t xml:space="preserve">, and </w:t>
+            </w:r>
+            <w:r>
+              <w:t>WooCommerce</w:t>
+            </w:r>
+            <w:r>
+              <w:t xml:space="preserve"> and at the same time as a full-stack developer. I made the company's centralized eCommerce store management web app using Vanilla PHP, MySQL, and different platform APIs of </w:t>
+            </w:r>
+            <w:r>
+              <w:t>WooCommerce</w:t>
+            </w:r>
+            <w:r>
+              <w:t xml:space="preserve">, </w:t>
+            </w:r>
+            <w:proofErr w:type="spellStart"/>
+            <w:r>
+              <w:t>Zoho</w:t>
+            </w:r>
+            <w:proofErr w:type="spellEnd"/>
+            <w:r>
+              <w:t>, PayPal, and many more.</w:t>
             </w:r>
           </w:p>
         </w:tc>
@@ -404,7 +511,15 @@
           </w:p>
           <w:p>
             <w:r>
-              <w:t xml:space="preserve">My core functions for this company is to create a website templates for hotels, blogs, and funnels. </w:t>
+              <w:t xml:space="preserve">My core functions for this company </w:t>
+            </w:r>
+            <w:proofErr w:type="gramStart"/>
+            <w:r>
+              <w:t>is</w:t>
+            </w:r>
+            <w:proofErr w:type="gramEnd"/>
+            <w:r>
+              <w:t xml:space="preserve"> to create a website templates for hotels, blogs, and funnels. </w:t>
             </w:r>
             <w:r>
               <w:t xml:space="preserve">During this time, </w:t>
@@ -575,7 +690,15 @@
               <w:t>Quiz Bowl Finalist</w:t>
             </w:r>
             <w:r>
-              <w:t xml:space="preserve"> Hosted by Ezware IT Computing Solutions</w:t>
+              <w:t xml:space="preserve"> Hosted by </w:t>
+            </w:r>
+            <w:proofErr w:type="spellStart"/>
+            <w:r>
+              <w:t>Ezware</w:t>
+            </w:r>
+            <w:proofErr w:type="spellEnd"/>
+            <w:r>
+              <w:t xml:space="preserve"> IT Computing Solutions</w:t>
             </w:r>
           </w:p>
         </w:tc>
@@ -730,7 +853,13 @@
               <w:t>S</w:t>
             </w:r>
             <w:r>
-              <w:t>cript, JQuery, JSON</w:t>
+              <w:t xml:space="preserve">cript, </w:t>
+            </w:r>
+            <w:r>
+              <w:t>jQuery</w:t>
+            </w:r>
+            <w:r>
+              <w:t>, JSON</w:t>
             </w:r>
           </w:p>
           <w:p>
@@ -774,7 +903,7 @@
               <w:contextualSpacing w:val="0"/>
             </w:pPr>
             <w:r>
-              <w:t>Mysqli</w:t>
+              <w:t>MySQL</w:t>
             </w:r>
           </w:p>
           <w:p>
@@ -26549,6 +26678,7 @@
   </w:compat>
   <w:rsids>
     <w:rsidRoot w:val="00EB3D36"/>
+    <w:rsid w:val="000471D5"/>
     <w:rsid w:val="00502DF1"/>
     <w:rsid w:val="00623318"/>
     <w:rsid w:val="00B84D57"/>

--- a/files/mycv.docx
+++ b/files/mycv.docx
@@ -74,23 +74,7 @@
                 <w:sz w:val="24"/>
                 <w:szCs w:val="24"/>
               </w:rPr>
-              <w:t xml:space="preserve">Bartolome Hills, </w:t>
-            </w:r>
-            <w:proofErr w:type="spellStart"/>
-            <w:r>
-              <w:rPr>
-                <w:sz w:val="24"/>
-                <w:szCs w:val="24"/>
-              </w:rPr>
-              <w:t>Bungtod</w:t>
-            </w:r>
-            <w:proofErr w:type="spellEnd"/>
-            <w:r>
-              <w:rPr>
-                <w:sz w:val="24"/>
-                <w:szCs w:val="24"/>
-              </w:rPr>
-              <w:t>, Bogo City, Cebu, Philippines 6010</w:t>
+              <w:t>Bartolome Hills, Bungtod, Bogo City, Cebu, Philippines 6010</w:t>
             </w:r>
             <w:r>
               <w:rPr>
@@ -295,13 +279,7 @@
               <w:outlineLvl w:val="2"/>
             </w:pPr>
             <w:r>
-              <w:t>OCTOBER</w:t>
-            </w:r>
-            <w:r>
-              <w:t xml:space="preserve"> 20</w:t>
-            </w:r>
-            <w:r>
-              <w:t>21</w:t>
+              <w:t>OCTOBER 2021</w:t>
             </w:r>
             <w:r>
               <w:t xml:space="preserve"> – </w:t>
@@ -326,19 +304,7 @@
               <w:rPr>
                 <w:rStyle w:val="SubtleReference"/>
               </w:rPr>
-              <w:t>WAR HORSE AGENCY</w:t>
-            </w:r>
-            <w:r>
-              <w:rPr>
-                <w:rStyle w:val="SubtleReference"/>
-              </w:rPr>
-              <w:t xml:space="preserve">, </w:t>
-            </w:r>
-            <w:r>
-              <w:rPr>
-                <w:rStyle w:val="SubtleReference"/>
-              </w:rPr>
-              <w:t>ARIZONA</w:t>
+              <w:t>WAR HORSE AGENCY, ARIZONA</w:t>
             </w:r>
           </w:p>
           <w:p>
@@ -351,13 +317,7 @@
           </w:p>
           <w:p>
             <w:r>
-              <w:t xml:space="preserve">I am an expert in CCS, responsive designs and have used many CSS platforms. Experienced also in Shopify Liquid templating code, </w:t>
-            </w:r>
-            <w:r>
-              <w:t xml:space="preserve">JavaScript packages </w:t>
-            </w:r>
-            <w:r>
-              <w:t>and WordPress customization.</w:t>
+              <w:t>I am an expert in CCS, responsive designs and have used many CSS platforms. Experienced also in Shopify Liquid templating code, JavaScript packages and WordPress customization.</w:t>
             </w:r>
           </w:p>
           <w:p/>
@@ -377,7 +337,7 @@
               <w:t xml:space="preserve"> – </w:t>
             </w:r>
             <w:r>
-              <w:t>Present</w:t>
+              <w:t>OCTOBER 2021</w:t>
             </w:r>
           </w:p>
           <w:p>
@@ -410,21 +370,11 @@
           </w:p>
           <w:p>
             <w:r>
-              <w:t xml:space="preserve">I serve as the manager of a team for a </w:t>
+              <w:t xml:space="preserve">I serve as the manager of a team for a dropshipping company that uses different types of eCommerce platforms like Shopify, </w:t>
             </w:r>
-            <w:proofErr w:type="spellStart"/>
-            <w:r>
-              <w:t>dropshipping</w:t>
-            </w:r>
-            <w:proofErr w:type="spellEnd"/>
-            <w:r>
-              <w:t xml:space="preserve"> company that uses different types of eCommerce platforms like Shopify, </w:t>
-            </w:r>
-            <w:proofErr w:type="spellStart"/>
             <w:r>
               <w:t>CommerceHQ</w:t>
             </w:r>
-            <w:proofErr w:type="spellEnd"/>
             <w:r>
               <w:t xml:space="preserve">, and </w:t>
             </w:r>
@@ -438,15 +388,7 @@
               <w:t>WooCommerce</w:t>
             </w:r>
             <w:r>
-              <w:t xml:space="preserve">, </w:t>
-            </w:r>
-            <w:proofErr w:type="spellStart"/>
-            <w:r>
-              <w:t>Zoho</w:t>
-            </w:r>
-            <w:proofErr w:type="spellEnd"/>
-            <w:r>
-              <w:t>, PayPal, and many more.</w:t>
+              <w:t>, Zoho, PayPal, and many more.</w:t>
             </w:r>
           </w:p>
         </w:tc>
@@ -511,15 +453,7 @@
           </w:p>
           <w:p>
             <w:r>
-              <w:t xml:space="preserve">My core functions for this company </w:t>
-            </w:r>
-            <w:proofErr w:type="gramStart"/>
-            <w:r>
-              <w:t>is</w:t>
-            </w:r>
-            <w:proofErr w:type="gramEnd"/>
-            <w:r>
-              <w:t xml:space="preserve"> to create a website templates for hotels, blogs, and funnels. </w:t>
+              <w:t xml:space="preserve">My core functions for this company is to create a website templates for hotels, blogs, and funnels. </w:t>
             </w:r>
             <w:r>
               <w:t xml:space="preserve">During this time, </w:t>
@@ -690,15 +624,7 @@
               <w:t>Quiz Bowl Finalist</w:t>
             </w:r>
             <w:r>
-              <w:t xml:space="preserve"> Hosted by </w:t>
-            </w:r>
-            <w:proofErr w:type="spellStart"/>
-            <w:r>
-              <w:t>Ezware</w:t>
-            </w:r>
-            <w:proofErr w:type="spellEnd"/>
-            <w:r>
-              <w:t xml:space="preserve"> IT Computing Solutions</w:t>
+              <w:t xml:space="preserve"> Hosted by Ezware IT Computing Solutions</w:t>
             </w:r>
           </w:p>
         </w:tc>
@@ -26681,6 +26607,7 @@
     <w:rsid w:val="000471D5"/>
     <w:rsid w:val="00502DF1"/>
     <w:rsid w:val="00623318"/>
+    <w:rsid w:val="008C0635"/>
     <w:rsid w:val="00B84D57"/>
     <w:rsid w:val="00EB3D36"/>
     <w:rsid w:val="00ED3371"/>

--- a/files/mycv.docx
+++ b/files/mycv.docx
@@ -359,7 +359,13 @@
               <w:rPr>
                 <w:rStyle w:val="SubtleReference"/>
               </w:rPr>
-              <w:t>TInkz pte ltd</w:t>
+              <w:t>ADSHINE</w:t>
+            </w:r>
+            <w:r>
+              <w:rPr>
+                <w:rStyle w:val="SubtleReference"/>
+              </w:rPr>
+              <w:t xml:space="preserve"> pte ltd</w:t>
             </w:r>
             <w:r>
               <w:rPr>
@@ -1686,46 +1692,46 @@
       </w:pPr>
     </w:lvl>
   </w:abstractNum>
-  <w:num w:numId="1">
+  <w:num w:numId="1" w16cid:durableId="1463961318">
     <w:abstractNumId w:val="9"/>
   </w:num>
-  <w:num w:numId="2">
+  <w:num w:numId="2" w16cid:durableId="122768451">
     <w:abstractNumId w:val="8"/>
   </w:num>
-  <w:num w:numId="3">
+  <w:num w:numId="3" w16cid:durableId="1418476991">
     <w:abstractNumId w:val="7"/>
   </w:num>
-  <w:num w:numId="4">
+  <w:num w:numId="4" w16cid:durableId="1318922315">
     <w:abstractNumId w:val="6"/>
   </w:num>
-  <w:num w:numId="5">
+  <w:num w:numId="5" w16cid:durableId="1828548882">
     <w:abstractNumId w:val="11"/>
   </w:num>
-  <w:num w:numId="6">
+  <w:num w:numId="6" w16cid:durableId="1058480505">
     <w:abstractNumId w:val="3"/>
   </w:num>
-  <w:num w:numId="7">
+  <w:num w:numId="7" w16cid:durableId="122770543">
     <w:abstractNumId w:val="12"/>
   </w:num>
-  <w:num w:numId="8">
+  <w:num w:numId="8" w16cid:durableId="1799030101">
     <w:abstractNumId w:val="2"/>
   </w:num>
-  <w:num w:numId="9">
+  <w:num w:numId="9" w16cid:durableId="2022392749">
     <w:abstractNumId w:val="13"/>
   </w:num>
-  <w:num w:numId="10">
+  <w:num w:numId="10" w16cid:durableId="1493329449">
     <w:abstractNumId w:val="5"/>
   </w:num>
-  <w:num w:numId="11">
+  <w:num w:numId="11" w16cid:durableId="1190024771">
     <w:abstractNumId w:val="4"/>
   </w:num>
-  <w:num w:numId="12">
+  <w:num w:numId="12" w16cid:durableId="278226096">
     <w:abstractNumId w:val="1"/>
   </w:num>
-  <w:num w:numId="13">
+  <w:num w:numId="13" w16cid:durableId="27609917">
     <w:abstractNumId w:val="0"/>
   </w:num>
-  <w:num w:numId="14">
+  <w:num w:numId="14" w16cid:durableId="1158886281">
     <w:abstractNumId w:val="10"/>
   </w:num>
 </w:numbering>
@@ -26607,6 +26613,7 @@
     <w:rsid w:val="000471D5"/>
     <w:rsid w:val="00502DF1"/>
     <w:rsid w:val="00623318"/>
+    <w:rsid w:val="007305DD"/>
     <w:rsid w:val="008C0635"/>
     <w:rsid w:val="00B84D57"/>
     <w:rsid w:val="00EB3D36"/>
